--- a/lib/assets/ceh.docx
+++ b/lib/assets/ceh.docx
@@ -41,11 +41,16 @@
               <w:spacing w:after="19"/>
               <w:ind w:right="34"/>
               <w:jc w:val="center"/>
+              <w:rPr>
+                <w:rFonts w:ascii="Calibri" w:eastAsia="Calibri" w:hAnsi="Calibri" w:cs="Calibri"/>
+                <w:color w:val="000000"/>
+              </w:rPr>
             </w:pPr>
             <w:r>
               <w:rPr>
                 <w:rFonts w:ascii="Arial" w:eastAsia="Arial" w:hAnsi="Arial" w:cs="Arial"/>
                 <w:b/>
+                <w:color w:val="000000"/>
                 <w:sz w:val="24"/>
               </w:rPr>
               <w:t>Charles England House</w:t>
@@ -56,11 +61,16 @@
               <w:spacing w:after="2"/>
               <w:ind w:right="31"/>
               <w:jc w:val="center"/>
+              <w:rPr>
+                <w:rFonts w:ascii="Calibri" w:eastAsia="Calibri" w:hAnsi="Calibri" w:cs="Calibri"/>
+                <w:color w:val="000000"/>
+              </w:rPr>
             </w:pPr>
             <w:r>
               <w:rPr>
                 <w:rFonts w:ascii="Arial" w:eastAsia="Arial" w:hAnsi="Arial" w:cs="Arial"/>
                 <w:b/>
+                <w:color w:val="000000"/>
                 <w:sz w:val="24"/>
               </w:rPr>
               <w:t xml:space="preserve">RELIEF WORK - TIME SHEET </w:t>
@@ -69,11 +79,16 @@
           <w:p>
             <w:pPr>
               <w:spacing w:after="16"/>
+              <w:rPr>
+                <w:rFonts w:ascii="Calibri" w:eastAsia="Calibri" w:hAnsi="Calibri" w:cs="Calibri"/>
+                <w:color w:val="000000"/>
+              </w:rPr>
             </w:pPr>
             <w:r>
               <w:rPr>
                 <w:rFonts w:ascii="Arial" w:eastAsia="Arial" w:hAnsi="Arial" w:cs="Arial"/>
                 <w:b/>
+                <w:color w:val="000000"/>
               </w:rPr>
               <w:t xml:space="preserve"> </w:t>
             </w:r>
@@ -81,84 +96,83 @@
           <w:p>
             <w:pPr>
               <w:spacing w:after="16"/>
+              <w:rPr>
+                <w:rFonts w:ascii="Calibri" w:eastAsia="Calibri" w:hAnsi="Calibri" w:cs="Calibri"/>
+                <w:color w:val="000000"/>
+              </w:rPr>
             </w:pPr>
             <w:r>
               <w:rPr>
                 <w:rFonts w:ascii="Arial" w:eastAsia="Arial" w:hAnsi="Arial" w:cs="Arial"/>
                 <w:b/>
-              </w:rPr>
-              <w:t>NAME</w:t>
-            </w:r>
+                <w:color w:val="000000"/>
+              </w:rPr>
+              <w:t>NAME: {NAME}</w:t>
+            </w:r>
+          </w:p>
+          <w:p>
+            <w:pPr>
+              <w:spacing w:after="16"/>
+              <w:rPr>
+                <w:rFonts w:ascii="Calibri" w:eastAsia="Calibri" w:hAnsi="Calibri" w:cs="Calibri"/>
+                <w:color w:val="000000"/>
+              </w:rPr>
+            </w:pPr>
             <w:r>
               <w:rPr>
                 <w:rFonts w:ascii="Arial" w:eastAsia="Arial" w:hAnsi="Arial" w:cs="Arial"/>
                 <w:b/>
-              </w:rPr>
-              <w:t>: {</w:t>
-            </w:r>
+                <w:color w:val="000000"/>
+              </w:rPr>
+              <w:t xml:space="preserve"> </w:t>
+            </w:r>
+          </w:p>
+          <w:p>
+            <w:pPr>
+              <w:spacing w:after="19"/>
+              <w:rPr>
+                <w:rFonts w:ascii="Calibri" w:eastAsia="Calibri" w:hAnsi="Calibri" w:cs="Calibri"/>
+                <w:color w:val="000000"/>
+              </w:rPr>
+            </w:pPr>
             <w:r>
               <w:rPr>
                 <w:rFonts w:ascii="Arial" w:eastAsia="Arial" w:hAnsi="Arial" w:cs="Arial"/>
                 <w:b/>
-              </w:rPr>
-              <w:t>NAME}</w:t>
+                <w:color w:val="000000"/>
+              </w:rPr>
+              <w:t>MONTH: {RANGE}</w:t>
             </w:r>
           </w:p>
           <w:p>
             <w:pPr>
               <w:spacing w:after="16"/>
+              <w:rPr>
+                <w:rFonts w:ascii="Calibri" w:eastAsia="Calibri" w:hAnsi="Calibri" w:cs="Calibri"/>
+                <w:color w:val="000000"/>
+              </w:rPr>
             </w:pPr>
             <w:r>
               <w:rPr>
                 <w:rFonts w:ascii="Arial" w:eastAsia="Arial" w:hAnsi="Arial" w:cs="Arial"/>
                 <w:b/>
+                <w:color w:val="000000"/>
               </w:rPr>
               <w:t xml:space="preserve"> </w:t>
             </w:r>
           </w:p>
           <w:p>
             <w:pPr>
-              <w:spacing w:after="19"/>
+              <w:rPr>
+                <w:rFonts w:ascii="Calibri" w:eastAsia="Calibri" w:hAnsi="Calibri" w:cs="Calibri"/>
+                <w:color w:val="000000"/>
+              </w:rPr>
             </w:pPr>
             <w:r>
               <w:rPr>
                 <w:rFonts w:ascii="Arial" w:eastAsia="Arial" w:hAnsi="Arial" w:cs="Arial"/>
                 <w:b/>
-              </w:rPr>
-              <w:t>MONTH</w:t>
-            </w:r>
-            <w:r>
-              <w:rPr>
-                <w:rFonts w:ascii="Arial" w:eastAsia="Arial" w:hAnsi="Arial" w:cs="Arial"/>
-                <w:b/>
-              </w:rPr>
-              <w:t>: {</w:t>
-            </w:r>
-            <w:r>
-              <w:rPr>
-                <w:rFonts w:ascii="Arial" w:eastAsia="Arial" w:hAnsi="Arial" w:cs="Arial"/>
-                <w:b/>
-              </w:rPr>
-              <w:t>RANGE}</w:t>
-            </w:r>
-          </w:p>
-          <w:p>
-            <w:pPr>
-              <w:spacing w:after="16"/>
-            </w:pPr>
-            <w:r>
-              <w:rPr>
-                <w:rFonts w:ascii="Arial" w:eastAsia="Arial" w:hAnsi="Arial" w:cs="Arial"/>
-                <w:b/>
-              </w:rPr>
-              <w:t xml:space="preserve"> </w:t>
-            </w:r>
-          </w:p>
-          <w:p>
-            <w:r>
-              <w:rPr>
-                <w:rFonts w:ascii="Arial" w:eastAsia="Arial" w:hAnsi="Arial" w:cs="Arial"/>
-                <w:b/>
+                <w:color w:val="000000"/>
               </w:rPr>
               <w:t xml:space="preserve">Pay rate:  </w:t>
             </w:r>
@@ -180,10 +194,17 @@
             </w:tcBorders>
           </w:tcPr>
           <w:p>
+            <w:pPr>
+              <w:rPr>
+                <w:rFonts w:ascii="Calibri" w:eastAsia="Calibri" w:hAnsi="Calibri" w:cs="Calibri"/>
+                <w:color w:val="000000"/>
+              </w:rPr>
+            </w:pPr>
             <w:r>
               <w:rPr>
                 <w:rFonts w:ascii="Arial" w:eastAsia="Arial" w:hAnsi="Arial" w:cs="Arial"/>
                 <w:b/>
+                <w:color w:val="000000"/>
               </w:rPr>
               <w:t xml:space="preserve">DATE </w:t>
             </w:r>
@@ -200,10 +221,17 @@
             </w:tcBorders>
           </w:tcPr>
           <w:p>
+            <w:pPr>
+              <w:rPr>
+                <w:rFonts w:ascii="Calibri" w:eastAsia="Calibri" w:hAnsi="Calibri" w:cs="Calibri"/>
+                <w:color w:val="000000"/>
+              </w:rPr>
+            </w:pPr>
             <w:r>
               <w:rPr>
                 <w:rFonts w:ascii="Arial" w:eastAsia="Arial" w:hAnsi="Arial" w:cs="Arial"/>
                 <w:b/>
+                <w:color w:val="000000"/>
               </w:rPr>
               <w:t xml:space="preserve">START TIME </w:t>
             </w:r>
@@ -222,11 +250,16 @@
           <w:p>
             <w:pPr>
               <w:jc w:val="both"/>
+              <w:rPr>
+                <w:rFonts w:ascii="Calibri" w:eastAsia="Calibri" w:hAnsi="Calibri" w:cs="Calibri"/>
+                <w:color w:val="000000"/>
+              </w:rPr>
             </w:pPr>
             <w:r>
               <w:rPr>
                 <w:rFonts w:ascii="Arial" w:eastAsia="Arial" w:hAnsi="Arial" w:cs="Arial"/>
                 <w:b/>
+                <w:color w:val="000000"/>
               </w:rPr>
               <w:t xml:space="preserve">LUNCH BREAK </w:t>
             </w:r>
@@ -243,10 +276,17 @@
             </w:tcBorders>
           </w:tcPr>
           <w:p>
+            <w:pPr>
+              <w:rPr>
+                <w:rFonts w:ascii="Calibri" w:eastAsia="Calibri" w:hAnsi="Calibri" w:cs="Calibri"/>
+                <w:color w:val="000000"/>
+              </w:rPr>
+            </w:pPr>
             <w:r>
               <w:rPr>
                 <w:rFonts w:ascii="Arial" w:eastAsia="Arial" w:hAnsi="Arial" w:cs="Arial"/>
                 <w:b/>
+                <w:color w:val="000000"/>
               </w:rPr>
               <w:t xml:space="preserve">END TIME </w:t>
             </w:r>
@@ -263,10 +303,17 @@
             </w:tcBorders>
           </w:tcPr>
           <w:p>
+            <w:pPr>
+              <w:rPr>
+                <w:rFonts w:ascii="Calibri" w:eastAsia="Calibri" w:hAnsi="Calibri" w:cs="Calibri"/>
+                <w:color w:val="000000"/>
+              </w:rPr>
+            </w:pPr>
             <w:r>
               <w:rPr>
                 <w:rFonts w:ascii="Arial" w:eastAsia="Arial" w:hAnsi="Arial" w:cs="Arial"/>
                 <w:b/>
+                <w:color w:val="000000"/>
               </w:rPr>
               <w:t xml:space="preserve">HOURS WORKED </w:t>
             </w:r>
@@ -290,8 +337,16 @@
           <w:p>
             <w:pPr>
               <w:jc w:val="center"/>
-            </w:pPr>
-            <w:r>
+              <w:rPr>
+                <w:rFonts w:ascii="Calibri" w:eastAsia="Calibri" w:hAnsi="Calibri" w:cs="Calibri"/>
+                <w:color w:val="000000"/>
+              </w:rPr>
+            </w:pPr>
+            <w:r>
+              <w:rPr>
+                <w:rFonts w:ascii="Calibri" w:eastAsia="Calibri" w:hAnsi="Calibri" w:cs="Calibri"/>
+                <w:color w:val="000000"/>
+              </w:rPr>
               <w:t>{DATE}</w:t>
             </w:r>
           </w:p>
@@ -309,15 +364,17 @@
           <w:p>
             <w:pPr>
               <w:jc w:val="center"/>
-            </w:pPr>
-            <w:r>
-              <w:t>{</w:t>
-            </w:r>
-            <w:r>
-              <w:t>START</w:t>
-            </w:r>
-            <w:r>
-              <w:t>}</w:t>
+              <w:rPr>
+                <w:rFonts w:ascii="Calibri" w:eastAsia="Calibri" w:hAnsi="Calibri" w:cs="Calibri"/>
+                <w:color w:val="000000"/>
+              </w:rPr>
+            </w:pPr>
+            <w:r>
+              <w:rPr>
+                <w:rFonts w:ascii="Calibri" w:eastAsia="Calibri" w:hAnsi="Calibri" w:cs="Calibri"/>
+                <w:color w:val="000000"/>
+              </w:rPr>
+              <w:t>{START}</w:t>
             </w:r>
           </w:p>
         </w:tc>
@@ -331,7 +388,14 @@
               <w:right w:val="single" w:sz="4" w:space="0" w:color="000000"/>
             </w:tcBorders>
           </w:tcPr>
-          <w:p/>
+          <w:p>
+            <w:pPr>
+              <w:rPr>
+                <w:rFonts w:ascii="Calibri" w:eastAsia="Calibri" w:hAnsi="Calibri" w:cs="Calibri"/>
+                <w:color w:val="000000"/>
+              </w:rPr>
+            </w:pPr>
+          </w:p>
         </w:tc>
         <w:tc>
           <w:tcPr>
@@ -346,15 +410,17 @@
           <w:p>
             <w:pPr>
               <w:jc w:val="center"/>
-            </w:pPr>
-            <w:r>
-              <w:t>{</w:t>
-            </w:r>
-            <w:r>
-              <w:t>END</w:t>
-            </w:r>
-            <w:r>
-              <w:t>}</w:t>
+              <w:rPr>
+                <w:rFonts w:ascii="Calibri" w:eastAsia="Calibri" w:hAnsi="Calibri" w:cs="Calibri"/>
+                <w:color w:val="000000"/>
+              </w:rPr>
+            </w:pPr>
+            <w:r>
+              <w:rPr>
+                <w:rFonts w:ascii="Calibri" w:eastAsia="Calibri" w:hAnsi="Calibri" w:cs="Calibri"/>
+                <w:color w:val="000000"/>
+              </w:rPr>
+              <w:t>{END}</w:t>
             </w:r>
           </w:p>
         </w:tc>
@@ -371,8 +437,16 @@
           <w:p>
             <w:pPr>
               <w:jc w:val="center"/>
-            </w:pPr>
-            <w:r>
+              <w:rPr>
+                <w:rFonts w:ascii="Calibri" w:eastAsia="Calibri" w:hAnsi="Calibri" w:cs="Calibri"/>
+                <w:color w:val="000000"/>
+              </w:rPr>
+            </w:pPr>
+            <w:r>
+              <w:rPr>
+                <w:rFonts w:ascii="Calibri" w:eastAsia="Calibri" w:hAnsi="Calibri" w:cs="Calibri"/>
+                <w:color w:val="000000"/>
+              </w:rPr>
               <w:t>{HOURS}</w:t>
             </w:r>
           </w:p>
@@ -395,8 +469,16 @@
           <w:p>
             <w:pPr>
               <w:jc w:val="center"/>
-            </w:pPr>
-            <w:r>
+              <w:rPr>
+                <w:rFonts w:ascii="Calibri" w:eastAsia="Calibri" w:hAnsi="Calibri" w:cs="Calibri"/>
+                <w:color w:val="000000"/>
+              </w:rPr>
+            </w:pPr>
+            <w:r>
+              <w:rPr>
+                <w:rFonts w:ascii="Calibri" w:eastAsia="Calibri" w:hAnsi="Calibri" w:cs="Calibri"/>
+                <w:color w:val="000000"/>
+              </w:rPr>
               <w:t>{DATE}</w:t>
             </w:r>
           </w:p>
@@ -414,15 +496,17 @@
           <w:p>
             <w:pPr>
               <w:jc w:val="center"/>
-            </w:pPr>
-            <w:r>
-              <w:t>{</w:t>
-            </w:r>
-            <w:r>
-              <w:t>START</w:t>
-            </w:r>
-            <w:r>
-              <w:t>}</w:t>
+              <w:rPr>
+                <w:rFonts w:ascii="Calibri" w:eastAsia="Calibri" w:hAnsi="Calibri" w:cs="Calibri"/>
+                <w:color w:val="000000"/>
+              </w:rPr>
+            </w:pPr>
+            <w:r>
+              <w:rPr>
+                <w:rFonts w:ascii="Calibri" w:eastAsia="Calibri" w:hAnsi="Calibri" w:cs="Calibri"/>
+                <w:color w:val="000000"/>
+              </w:rPr>
+              <w:t>{START}</w:t>
             </w:r>
           </w:p>
         </w:tc>
@@ -436,7 +520,14 @@
               <w:right w:val="single" w:sz="4" w:space="0" w:color="000000"/>
             </w:tcBorders>
           </w:tcPr>
-          <w:p/>
+          <w:p>
+            <w:pPr>
+              <w:rPr>
+                <w:rFonts w:ascii="Calibri" w:eastAsia="Calibri" w:hAnsi="Calibri" w:cs="Calibri"/>
+                <w:color w:val="000000"/>
+              </w:rPr>
+            </w:pPr>
+          </w:p>
         </w:tc>
         <w:tc>
           <w:tcPr>
@@ -451,15 +542,17 @@
           <w:p>
             <w:pPr>
               <w:jc w:val="center"/>
-            </w:pPr>
-            <w:r>
-              <w:t>{</w:t>
-            </w:r>
-            <w:r>
-              <w:t>END</w:t>
-            </w:r>
-            <w:r>
-              <w:t>}</w:t>
+              <w:rPr>
+                <w:rFonts w:ascii="Calibri" w:eastAsia="Calibri" w:hAnsi="Calibri" w:cs="Calibri"/>
+                <w:color w:val="000000"/>
+              </w:rPr>
+            </w:pPr>
+            <w:r>
+              <w:rPr>
+                <w:rFonts w:ascii="Calibri" w:eastAsia="Calibri" w:hAnsi="Calibri" w:cs="Calibri"/>
+                <w:color w:val="000000"/>
+              </w:rPr>
+              <w:t>{END}</w:t>
             </w:r>
           </w:p>
         </w:tc>
@@ -476,8 +569,16 @@
           <w:p>
             <w:pPr>
               <w:jc w:val="center"/>
-            </w:pPr>
-            <w:r>
+              <w:rPr>
+                <w:rFonts w:ascii="Calibri" w:eastAsia="Calibri" w:hAnsi="Calibri" w:cs="Calibri"/>
+                <w:color w:val="000000"/>
+              </w:rPr>
+            </w:pPr>
+            <w:r>
+              <w:rPr>
+                <w:rFonts w:ascii="Calibri" w:eastAsia="Calibri" w:hAnsi="Calibri" w:cs="Calibri"/>
+                <w:color w:val="000000"/>
+              </w:rPr>
               <w:t>{HOURS}</w:t>
             </w:r>
           </w:p>
@@ -500,8 +601,16 @@
           <w:p>
             <w:pPr>
               <w:jc w:val="center"/>
-            </w:pPr>
-            <w:r>
+              <w:rPr>
+                <w:rFonts w:ascii="Calibri" w:eastAsia="Calibri" w:hAnsi="Calibri" w:cs="Calibri"/>
+                <w:color w:val="000000"/>
+              </w:rPr>
+            </w:pPr>
+            <w:r>
+              <w:rPr>
+                <w:rFonts w:ascii="Calibri" w:eastAsia="Calibri" w:hAnsi="Calibri" w:cs="Calibri"/>
+                <w:color w:val="000000"/>
+              </w:rPr>
               <w:t>{DATE}</w:t>
             </w:r>
           </w:p>
@@ -519,15 +628,17 @@
           <w:p>
             <w:pPr>
               <w:jc w:val="center"/>
-            </w:pPr>
-            <w:r>
-              <w:t>{</w:t>
-            </w:r>
-            <w:r>
-              <w:t>START</w:t>
-            </w:r>
-            <w:r>
-              <w:t>}</w:t>
+              <w:rPr>
+                <w:rFonts w:ascii="Calibri" w:eastAsia="Calibri" w:hAnsi="Calibri" w:cs="Calibri"/>
+                <w:color w:val="000000"/>
+              </w:rPr>
+            </w:pPr>
+            <w:r>
+              <w:rPr>
+                <w:rFonts w:ascii="Calibri" w:eastAsia="Calibri" w:hAnsi="Calibri" w:cs="Calibri"/>
+                <w:color w:val="000000"/>
+              </w:rPr>
+              <w:t>{START}</w:t>
             </w:r>
           </w:p>
         </w:tc>
@@ -541,7 +652,14 @@
               <w:right w:val="single" w:sz="4" w:space="0" w:color="000000"/>
             </w:tcBorders>
           </w:tcPr>
-          <w:p/>
+          <w:p>
+            <w:pPr>
+              <w:rPr>
+                <w:rFonts w:ascii="Calibri" w:eastAsia="Calibri" w:hAnsi="Calibri" w:cs="Calibri"/>
+                <w:color w:val="000000"/>
+              </w:rPr>
+            </w:pPr>
+          </w:p>
         </w:tc>
         <w:tc>
           <w:tcPr>
@@ -556,15 +674,17 @@
           <w:p>
             <w:pPr>
               <w:jc w:val="center"/>
-            </w:pPr>
-            <w:r>
-              <w:t>{</w:t>
-            </w:r>
-            <w:r>
-              <w:t>END</w:t>
-            </w:r>
-            <w:r>
-              <w:t>}</w:t>
+              <w:rPr>
+                <w:rFonts w:ascii="Calibri" w:eastAsia="Calibri" w:hAnsi="Calibri" w:cs="Calibri"/>
+                <w:color w:val="000000"/>
+              </w:rPr>
+            </w:pPr>
+            <w:r>
+              <w:rPr>
+                <w:rFonts w:ascii="Calibri" w:eastAsia="Calibri" w:hAnsi="Calibri" w:cs="Calibri"/>
+                <w:color w:val="000000"/>
+              </w:rPr>
+              <w:t>{END}</w:t>
             </w:r>
           </w:p>
         </w:tc>
@@ -581,8 +701,16 @@
           <w:p>
             <w:pPr>
               <w:jc w:val="center"/>
-            </w:pPr>
-            <w:r>
+              <w:rPr>
+                <w:rFonts w:ascii="Calibri" w:eastAsia="Calibri" w:hAnsi="Calibri" w:cs="Calibri"/>
+                <w:color w:val="000000"/>
+              </w:rPr>
+            </w:pPr>
+            <w:r>
+              <w:rPr>
+                <w:rFonts w:ascii="Calibri" w:eastAsia="Calibri" w:hAnsi="Calibri" w:cs="Calibri"/>
+                <w:color w:val="000000"/>
+              </w:rPr>
               <w:t>{HOURS}</w:t>
             </w:r>
           </w:p>
@@ -605,8 +733,16 @@
           <w:p>
             <w:pPr>
               <w:jc w:val="center"/>
-            </w:pPr>
-            <w:r>
+              <w:rPr>
+                <w:rFonts w:ascii="Calibri" w:eastAsia="Calibri" w:hAnsi="Calibri" w:cs="Calibri"/>
+                <w:color w:val="000000"/>
+              </w:rPr>
+            </w:pPr>
+            <w:r>
+              <w:rPr>
+                <w:rFonts w:ascii="Calibri" w:eastAsia="Calibri" w:hAnsi="Calibri" w:cs="Calibri"/>
+                <w:color w:val="000000"/>
+              </w:rPr>
               <w:t>{DATE}</w:t>
             </w:r>
           </w:p>
@@ -624,15 +760,17 @@
           <w:p>
             <w:pPr>
               <w:jc w:val="center"/>
-            </w:pPr>
-            <w:r>
-              <w:t>{</w:t>
-            </w:r>
-            <w:r>
-              <w:t>START</w:t>
-            </w:r>
-            <w:r>
-              <w:t>}</w:t>
+              <w:rPr>
+                <w:rFonts w:ascii="Calibri" w:eastAsia="Calibri" w:hAnsi="Calibri" w:cs="Calibri"/>
+                <w:color w:val="000000"/>
+              </w:rPr>
+            </w:pPr>
+            <w:r>
+              <w:rPr>
+                <w:rFonts w:ascii="Calibri" w:eastAsia="Calibri" w:hAnsi="Calibri" w:cs="Calibri"/>
+                <w:color w:val="000000"/>
+              </w:rPr>
+              <w:t>{START}</w:t>
             </w:r>
           </w:p>
         </w:tc>
@@ -646,7 +784,14 @@
               <w:right w:val="single" w:sz="4" w:space="0" w:color="000000"/>
             </w:tcBorders>
           </w:tcPr>
-          <w:p/>
+          <w:p>
+            <w:pPr>
+              <w:rPr>
+                <w:rFonts w:ascii="Calibri" w:eastAsia="Calibri" w:hAnsi="Calibri" w:cs="Calibri"/>
+                <w:color w:val="000000"/>
+              </w:rPr>
+            </w:pPr>
+          </w:p>
         </w:tc>
         <w:tc>
           <w:tcPr>
@@ -661,15 +806,17 @@
           <w:p>
             <w:pPr>
               <w:jc w:val="center"/>
-            </w:pPr>
-            <w:r>
-              <w:t>{</w:t>
-            </w:r>
-            <w:r>
-              <w:t>END</w:t>
-            </w:r>
-            <w:r>
-              <w:t>}</w:t>
+              <w:rPr>
+                <w:rFonts w:ascii="Calibri" w:eastAsia="Calibri" w:hAnsi="Calibri" w:cs="Calibri"/>
+                <w:color w:val="000000"/>
+              </w:rPr>
+            </w:pPr>
+            <w:r>
+              <w:rPr>
+                <w:rFonts w:ascii="Calibri" w:eastAsia="Calibri" w:hAnsi="Calibri" w:cs="Calibri"/>
+                <w:color w:val="000000"/>
+              </w:rPr>
+              <w:t>{END}</w:t>
             </w:r>
           </w:p>
         </w:tc>
@@ -686,8 +833,16 @@
           <w:p>
             <w:pPr>
               <w:jc w:val="center"/>
-            </w:pPr>
-            <w:r>
+              <w:rPr>
+                <w:rFonts w:ascii="Calibri" w:eastAsia="Calibri" w:hAnsi="Calibri" w:cs="Calibri"/>
+                <w:color w:val="000000"/>
+              </w:rPr>
+            </w:pPr>
+            <w:r>
+              <w:rPr>
+                <w:rFonts w:ascii="Calibri" w:eastAsia="Calibri" w:hAnsi="Calibri" w:cs="Calibri"/>
+                <w:color w:val="000000"/>
+              </w:rPr>
               <w:t>{HOURS}</w:t>
             </w:r>
           </w:p>
@@ -710,8 +865,16 @@
           <w:p>
             <w:pPr>
               <w:jc w:val="center"/>
-            </w:pPr>
-            <w:r>
+              <w:rPr>
+                <w:rFonts w:ascii="Calibri" w:eastAsia="Calibri" w:hAnsi="Calibri" w:cs="Calibri"/>
+                <w:color w:val="000000"/>
+              </w:rPr>
+            </w:pPr>
+            <w:r>
+              <w:rPr>
+                <w:rFonts w:ascii="Calibri" w:eastAsia="Calibri" w:hAnsi="Calibri" w:cs="Calibri"/>
+                <w:color w:val="000000"/>
+              </w:rPr>
               <w:t>{DATE}</w:t>
             </w:r>
           </w:p>
@@ -729,15 +892,17 @@
           <w:p>
             <w:pPr>
               <w:jc w:val="center"/>
-            </w:pPr>
-            <w:r>
-              <w:t>{</w:t>
-            </w:r>
-            <w:r>
-              <w:t>START</w:t>
-            </w:r>
-            <w:r>
-              <w:t>}</w:t>
+              <w:rPr>
+                <w:rFonts w:ascii="Calibri" w:eastAsia="Calibri" w:hAnsi="Calibri" w:cs="Calibri"/>
+                <w:color w:val="000000"/>
+              </w:rPr>
+            </w:pPr>
+            <w:r>
+              <w:rPr>
+                <w:rFonts w:ascii="Calibri" w:eastAsia="Calibri" w:hAnsi="Calibri" w:cs="Calibri"/>
+                <w:color w:val="000000"/>
+              </w:rPr>
+              <w:t>{START}</w:t>
             </w:r>
           </w:p>
         </w:tc>
@@ -751,7 +916,14 @@
               <w:right w:val="single" w:sz="4" w:space="0" w:color="000000"/>
             </w:tcBorders>
           </w:tcPr>
-          <w:p/>
+          <w:p>
+            <w:pPr>
+              <w:rPr>
+                <w:rFonts w:ascii="Calibri" w:eastAsia="Calibri" w:hAnsi="Calibri" w:cs="Calibri"/>
+                <w:color w:val="000000"/>
+              </w:rPr>
+            </w:pPr>
+          </w:p>
         </w:tc>
         <w:tc>
           <w:tcPr>
@@ -766,15 +938,17 @@
           <w:p>
             <w:pPr>
               <w:jc w:val="center"/>
-            </w:pPr>
-            <w:r>
-              <w:t>{</w:t>
-            </w:r>
-            <w:r>
-              <w:t>END</w:t>
-            </w:r>
-            <w:r>
-              <w:t>}</w:t>
+              <w:rPr>
+                <w:rFonts w:ascii="Calibri" w:eastAsia="Calibri" w:hAnsi="Calibri" w:cs="Calibri"/>
+                <w:color w:val="000000"/>
+              </w:rPr>
+            </w:pPr>
+            <w:r>
+              <w:rPr>
+                <w:rFonts w:ascii="Calibri" w:eastAsia="Calibri" w:hAnsi="Calibri" w:cs="Calibri"/>
+                <w:color w:val="000000"/>
+              </w:rPr>
+              <w:t>{END}</w:t>
             </w:r>
           </w:p>
         </w:tc>
@@ -791,8 +965,16 @@
           <w:p>
             <w:pPr>
               <w:jc w:val="center"/>
-            </w:pPr>
-            <w:r>
+              <w:rPr>
+                <w:rFonts w:ascii="Calibri" w:eastAsia="Calibri" w:hAnsi="Calibri" w:cs="Calibri"/>
+                <w:color w:val="000000"/>
+              </w:rPr>
+            </w:pPr>
+            <w:r>
+              <w:rPr>
+                <w:rFonts w:ascii="Calibri" w:eastAsia="Calibri" w:hAnsi="Calibri" w:cs="Calibri"/>
+                <w:color w:val="000000"/>
+              </w:rPr>
               <w:t>{HOURS}</w:t>
             </w:r>
           </w:p>
@@ -815,8 +997,16 @@
           <w:p>
             <w:pPr>
               <w:jc w:val="center"/>
-            </w:pPr>
-            <w:r>
+              <w:rPr>
+                <w:rFonts w:ascii="Calibri" w:eastAsia="Calibri" w:hAnsi="Calibri" w:cs="Calibri"/>
+                <w:color w:val="000000"/>
+              </w:rPr>
+            </w:pPr>
+            <w:r>
+              <w:rPr>
+                <w:rFonts w:ascii="Calibri" w:eastAsia="Calibri" w:hAnsi="Calibri" w:cs="Calibri"/>
+                <w:color w:val="000000"/>
+              </w:rPr>
               <w:t>{DATE}</w:t>
             </w:r>
           </w:p>
@@ -834,15 +1024,17 @@
           <w:p>
             <w:pPr>
               <w:jc w:val="center"/>
-            </w:pPr>
-            <w:r>
-              <w:t>{</w:t>
-            </w:r>
-            <w:r>
-              <w:t>START</w:t>
-            </w:r>
-            <w:r>
-              <w:t>}</w:t>
+              <w:rPr>
+                <w:rFonts w:ascii="Calibri" w:eastAsia="Calibri" w:hAnsi="Calibri" w:cs="Calibri"/>
+                <w:color w:val="000000"/>
+              </w:rPr>
+            </w:pPr>
+            <w:r>
+              <w:rPr>
+                <w:rFonts w:ascii="Calibri" w:eastAsia="Calibri" w:hAnsi="Calibri" w:cs="Calibri"/>
+                <w:color w:val="000000"/>
+              </w:rPr>
+              <w:t>{START}</w:t>
             </w:r>
           </w:p>
         </w:tc>
@@ -856,7 +1048,14 @@
               <w:right w:val="single" w:sz="4" w:space="0" w:color="000000"/>
             </w:tcBorders>
           </w:tcPr>
-          <w:p/>
+          <w:p>
+            <w:pPr>
+              <w:rPr>
+                <w:rFonts w:ascii="Calibri" w:eastAsia="Calibri" w:hAnsi="Calibri" w:cs="Calibri"/>
+                <w:color w:val="000000"/>
+              </w:rPr>
+            </w:pPr>
+          </w:p>
         </w:tc>
         <w:tc>
           <w:tcPr>
@@ -871,15 +1070,17 @@
           <w:p>
             <w:pPr>
               <w:jc w:val="center"/>
-            </w:pPr>
-            <w:r>
-              <w:t>{</w:t>
-            </w:r>
-            <w:r>
-              <w:t>END</w:t>
-            </w:r>
-            <w:r>
-              <w:t>}</w:t>
+              <w:rPr>
+                <w:rFonts w:ascii="Calibri" w:eastAsia="Calibri" w:hAnsi="Calibri" w:cs="Calibri"/>
+                <w:color w:val="000000"/>
+              </w:rPr>
+            </w:pPr>
+            <w:r>
+              <w:rPr>
+                <w:rFonts w:ascii="Calibri" w:eastAsia="Calibri" w:hAnsi="Calibri" w:cs="Calibri"/>
+                <w:color w:val="000000"/>
+              </w:rPr>
+              <w:t>{END}</w:t>
             </w:r>
           </w:p>
         </w:tc>
@@ -896,8 +1097,16 @@
           <w:p>
             <w:pPr>
               <w:jc w:val="center"/>
-            </w:pPr>
-            <w:r>
+              <w:rPr>
+                <w:rFonts w:ascii="Calibri" w:eastAsia="Calibri" w:hAnsi="Calibri" w:cs="Calibri"/>
+                <w:color w:val="000000"/>
+              </w:rPr>
+            </w:pPr>
+            <w:r>
+              <w:rPr>
+                <w:rFonts w:ascii="Calibri" w:eastAsia="Calibri" w:hAnsi="Calibri" w:cs="Calibri"/>
+                <w:color w:val="000000"/>
+              </w:rPr>
               <w:t>{HOURS}</w:t>
             </w:r>
           </w:p>
@@ -920,8 +1129,16 @@
           <w:p>
             <w:pPr>
               <w:jc w:val="center"/>
-            </w:pPr>
-            <w:r>
+              <w:rPr>
+                <w:rFonts w:ascii="Calibri" w:eastAsia="Calibri" w:hAnsi="Calibri" w:cs="Calibri"/>
+                <w:color w:val="000000"/>
+              </w:rPr>
+            </w:pPr>
+            <w:r>
+              <w:rPr>
+                <w:rFonts w:ascii="Calibri" w:eastAsia="Calibri" w:hAnsi="Calibri" w:cs="Calibri"/>
+                <w:color w:val="000000"/>
+              </w:rPr>
               <w:t>{DATE}</w:t>
             </w:r>
           </w:p>
@@ -939,15 +1156,17 @@
           <w:p>
             <w:pPr>
               <w:jc w:val="center"/>
-            </w:pPr>
-            <w:r>
-              <w:t>{</w:t>
-            </w:r>
-            <w:r>
-              <w:t>START</w:t>
-            </w:r>
-            <w:r>
-              <w:t>}</w:t>
+              <w:rPr>
+                <w:rFonts w:ascii="Calibri" w:eastAsia="Calibri" w:hAnsi="Calibri" w:cs="Calibri"/>
+                <w:color w:val="000000"/>
+              </w:rPr>
+            </w:pPr>
+            <w:r>
+              <w:rPr>
+                <w:rFonts w:ascii="Calibri" w:eastAsia="Calibri" w:hAnsi="Calibri" w:cs="Calibri"/>
+                <w:color w:val="000000"/>
+              </w:rPr>
+              <w:t>{START}</w:t>
             </w:r>
           </w:p>
         </w:tc>
@@ -961,7 +1180,14 @@
               <w:right w:val="single" w:sz="4" w:space="0" w:color="000000"/>
             </w:tcBorders>
           </w:tcPr>
-          <w:p/>
+          <w:p>
+            <w:pPr>
+              <w:rPr>
+                <w:rFonts w:ascii="Calibri" w:eastAsia="Calibri" w:hAnsi="Calibri" w:cs="Calibri"/>
+                <w:color w:val="000000"/>
+              </w:rPr>
+            </w:pPr>
+          </w:p>
         </w:tc>
         <w:tc>
           <w:tcPr>
@@ -976,15 +1202,17 @@
           <w:p>
             <w:pPr>
               <w:jc w:val="center"/>
-            </w:pPr>
-            <w:r>
-              <w:t>{</w:t>
-            </w:r>
-            <w:r>
-              <w:t>END</w:t>
-            </w:r>
-            <w:r>
-              <w:t>}</w:t>
+              <w:rPr>
+                <w:rFonts w:ascii="Calibri" w:eastAsia="Calibri" w:hAnsi="Calibri" w:cs="Calibri"/>
+                <w:color w:val="000000"/>
+              </w:rPr>
+            </w:pPr>
+            <w:r>
+              <w:rPr>
+                <w:rFonts w:ascii="Calibri" w:eastAsia="Calibri" w:hAnsi="Calibri" w:cs="Calibri"/>
+                <w:color w:val="000000"/>
+              </w:rPr>
+              <w:t>{END}</w:t>
             </w:r>
           </w:p>
         </w:tc>
@@ -1001,8 +1229,16 @@
           <w:p>
             <w:pPr>
               <w:jc w:val="center"/>
-            </w:pPr>
-            <w:r>
+              <w:rPr>
+                <w:rFonts w:ascii="Calibri" w:eastAsia="Calibri" w:hAnsi="Calibri" w:cs="Calibri"/>
+                <w:color w:val="000000"/>
+              </w:rPr>
+            </w:pPr>
+            <w:r>
+              <w:rPr>
+                <w:rFonts w:ascii="Calibri" w:eastAsia="Calibri" w:hAnsi="Calibri" w:cs="Calibri"/>
+                <w:color w:val="000000"/>
+              </w:rPr>
               <w:t>{HOURS}</w:t>
             </w:r>
           </w:p>
@@ -1025,8 +1261,16 @@
           <w:p>
             <w:pPr>
               <w:jc w:val="center"/>
-            </w:pPr>
-            <w:r>
+              <w:rPr>
+                <w:rFonts w:ascii="Calibri" w:eastAsia="Calibri" w:hAnsi="Calibri" w:cs="Calibri"/>
+                <w:color w:val="000000"/>
+              </w:rPr>
+            </w:pPr>
+            <w:r>
+              <w:rPr>
+                <w:rFonts w:ascii="Calibri" w:eastAsia="Calibri" w:hAnsi="Calibri" w:cs="Calibri"/>
+                <w:color w:val="000000"/>
+              </w:rPr>
               <w:t>{DATE}</w:t>
             </w:r>
           </w:p>
@@ -1044,15 +1288,17 @@
           <w:p>
             <w:pPr>
               <w:jc w:val="center"/>
-            </w:pPr>
-            <w:r>
-              <w:t>{</w:t>
-            </w:r>
-            <w:r>
-              <w:t>START</w:t>
-            </w:r>
-            <w:r>
-              <w:t>}</w:t>
+              <w:rPr>
+                <w:rFonts w:ascii="Calibri" w:eastAsia="Calibri" w:hAnsi="Calibri" w:cs="Calibri"/>
+                <w:color w:val="000000"/>
+              </w:rPr>
+            </w:pPr>
+            <w:r>
+              <w:rPr>
+                <w:rFonts w:ascii="Calibri" w:eastAsia="Calibri" w:hAnsi="Calibri" w:cs="Calibri"/>
+                <w:color w:val="000000"/>
+              </w:rPr>
+              <w:t>{START}</w:t>
             </w:r>
           </w:p>
         </w:tc>
@@ -1066,7 +1312,14 @@
               <w:right w:val="single" w:sz="4" w:space="0" w:color="000000"/>
             </w:tcBorders>
           </w:tcPr>
-          <w:p/>
+          <w:p>
+            <w:pPr>
+              <w:rPr>
+                <w:rFonts w:ascii="Calibri" w:eastAsia="Calibri" w:hAnsi="Calibri" w:cs="Calibri"/>
+                <w:color w:val="000000"/>
+              </w:rPr>
+            </w:pPr>
+          </w:p>
         </w:tc>
         <w:tc>
           <w:tcPr>
@@ -1081,15 +1334,17 @@
           <w:p>
             <w:pPr>
               <w:jc w:val="center"/>
-            </w:pPr>
-            <w:r>
-              <w:t>{</w:t>
-            </w:r>
-            <w:r>
-              <w:t>END</w:t>
-            </w:r>
-            <w:r>
-              <w:t>}</w:t>
+              <w:rPr>
+                <w:rFonts w:ascii="Calibri" w:eastAsia="Calibri" w:hAnsi="Calibri" w:cs="Calibri"/>
+                <w:color w:val="000000"/>
+              </w:rPr>
+            </w:pPr>
+            <w:r>
+              <w:rPr>
+                <w:rFonts w:ascii="Calibri" w:eastAsia="Calibri" w:hAnsi="Calibri" w:cs="Calibri"/>
+                <w:color w:val="000000"/>
+              </w:rPr>
+              <w:t>{END}</w:t>
             </w:r>
           </w:p>
         </w:tc>
@@ -1106,8 +1361,16 @@
           <w:p>
             <w:pPr>
               <w:jc w:val="center"/>
-            </w:pPr>
-            <w:r>
+              <w:rPr>
+                <w:rFonts w:ascii="Calibri" w:eastAsia="Calibri" w:hAnsi="Calibri" w:cs="Calibri"/>
+                <w:color w:val="000000"/>
+              </w:rPr>
+            </w:pPr>
+            <w:r>
+              <w:rPr>
+                <w:rFonts w:ascii="Calibri" w:eastAsia="Calibri" w:hAnsi="Calibri" w:cs="Calibri"/>
+                <w:color w:val="000000"/>
+              </w:rPr>
               <w:t>{HOURS}</w:t>
             </w:r>
           </w:p>
@@ -1130,8 +1393,16 @@
           <w:p>
             <w:pPr>
               <w:jc w:val="center"/>
-            </w:pPr>
-            <w:r>
+              <w:rPr>
+                <w:rFonts w:ascii="Calibri" w:eastAsia="Calibri" w:hAnsi="Calibri" w:cs="Calibri"/>
+                <w:color w:val="000000"/>
+              </w:rPr>
+            </w:pPr>
+            <w:r>
+              <w:rPr>
+                <w:rFonts w:ascii="Calibri" w:eastAsia="Calibri" w:hAnsi="Calibri" w:cs="Calibri"/>
+                <w:color w:val="000000"/>
+              </w:rPr>
               <w:t>{DATE}</w:t>
             </w:r>
           </w:p>
@@ -1149,15 +1420,17 @@
           <w:p>
             <w:pPr>
               <w:jc w:val="center"/>
-            </w:pPr>
-            <w:r>
-              <w:t>{</w:t>
-            </w:r>
-            <w:r>
-              <w:t>START</w:t>
-            </w:r>
-            <w:r>
-              <w:t>}</w:t>
+              <w:rPr>
+                <w:rFonts w:ascii="Calibri" w:eastAsia="Calibri" w:hAnsi="Calibri" w:cs="Calibri"/>
+                <w:color w:val="000000"/>
+              </w:rPr>
+            </w:pPr>
+            <w:r>
+              <w:rPr>
+                <w:rFonts w:ascii="Calibri" w:eastAsia="Calibri" w:hAnsi="Calibri" w:cs="Calibri"/>
+                <w:color w:val="000000"/>
+              </w:rPr>
+              <w:t>{START}</w:t>
             </w:r>
           </w:p>
         </w:tc>
@@ -1171,7 +1444,14 @@
               <w:right w:val="single" w:sz="4" w:space="0" w:color="000000"/>
             </w:tcBorders>
           </w:tcPr>
-          <w:p/>
+          <w:p>
+            <w:pPr>
+              <w:rPr>
+                <w:rFonts w:ascii="Calibri" w:eastAsia="Calibri" w:hAnsi="Calibri" w:cs="Calibri"/>
+                <w:color w:val="000000"/>
+              </w:rPr>
+            </w:pPr>
+          </w:p>
         </w:tc>
         <w:tc>
           <w:tcPr>
@@ -1186,15 +1466,17 @@
           <w:p>
             <w:pPr>
               <w:jc w:val="center"/>
-            </w:pPr>
-            <w:r>
-              <w:t>{</w:t>
-            </w:r>
-            <w:r>
-              <w:t>END</w:t>
-            </w:r>
-            <w:r>
-              <w:t>}</w:t>
+              <w:rPr>
+                <w:rFonts w:ascii="Calibri" w:eastAsia="Calibri" w:hAnsi="Calibri" w:cs="Calibri"/>
+                <w:color w:val="000000"/>
+              </w:rPr>
+            </w:pPr>
+            <w:r>
+              <w:rPr>
+                <w:rFonts w:ascii="Calibri" w:eastAsia="Calibri" w:hAnsi="Calibri" w:cs="Calibri"/>
+                <w:color w:val="000000"/>
+              </w:rPr>
+              <w:t>{END}</w:t>
             </w:r>
           </w:p>
         </w:tc>
@@ -1211,8 +1493,16 @@
           <w:p>
             <w:pPr>
               <w:jc w:val="center"/>
-            </w:pPr>
-            <w:r>
+              <w:rPr>
+                <w:rFonts w:ascii="Calibri" w:eastAsia="Calibri" w:hAnsi="Calibri" w:cs="Calibri"/>
+                <w:color w:val="000000"/>
+              </w:rPr>
+            </w:pPr>
+            <w:r>
+              <w:rPr>
+                <w:rFonts w:ascii="Calibri" w:eastAsia="Calibri" w:hAnsi="Calibri" w:cs="Calibri"/>
+                <w:color w:val="000000"/>
+              </w:rPr>
               <w:t>{HOURS}</w:t>
             </w:r>
           </w:p>
@@ -1235,8 +1525,16 @@
           <w:p>
             <w:pPr>
               <w:jc w:val="center"/>
-            </w:pPr>
-            <w:r>
+              <w:rPr>
+                <w:rFonts w:ascii="Calibri" w:eastAsia="Calibri" w:hAnsi="Calibri" w:cs="Calibri"/>
+                <w:color w:val="000000"/>
+              </w:rPr>
+            </w:pPr>
+            <w:r>
+              <w:rPr>
+                <w:rFonts w:ascii="Calibri" w:eastAsia="Calibri" w:hAnsi="Calibri" w:cs="Calibri"/>
+                <w:color w:val="000000"/>
+              </w:rPr>
               <w:t>{DATE}</w:t>
             </w:r>
           </w:p>
@@ -1254,15 +1552,17 @@
           <w:p>
             <w:pPr>
               <w:jc w:val="center"/>
-            </w:pPr>
-            <w:r>
-              <w:t>{</w:t>
-            </w:r>
-            <w:r>
-              <w:t>START</w:t>
-            </w:r>
-            <w:r>
-              <w:t>}</w:t>
+              <w:rPr>
+                <w:rFonts w:ascii="Calibri" w:eastAsia="Calibri" w:hAnsi="Calibri" w:cs="Calibri"/>
+                <w:color w:val="000000"/>
+              </w:rPr>
+            </w:pPr>
+            <w:r>
+              <w:rPr>
+                <w:rFonts w:ascii="Calibri" w:eastAsia="Calibri" w:hAnsi="Calibri" w:cs="Calibri"/>
+                <w:color w:val="000000"/>
+              </w:rPr>
+              <w:t>{START}</w:t>
             </w:r>
           </w:p>
         </w:tc>
@@ -1276,7 +1576,14 @@
               <w:right w:val="single" w:sz="4" w:space="0" w:color="000000"/>
             </w:tcBorders>
           </w:tcPr>
-          <w:p/>
+          <w:p>
+            <w:pPr>
+              <w:rPr>
+                <w:rFonts w:ascii="Calibri" w:eastAsia="Calibri" w:hAnsi="Calibri" w:cs="Calibri"/>
+                <w:color w:val="000000"/>
+              </w:rPr>
+            </w:pPr>
+          </w:p>
         </w:tc>
         <w:tc>
           <w:tcPr>
@@ -1291,15 +1598,17 @@
           <w:p>
             <w:pPr>
               <w:jc w:val="center"/>
-            </w:pPr>
-            <w:r>
-              <w:t>{</w:t>
-            </w:r>
-            <w:r>
-              <w:t>END</w:t>
-            </w:r>
-            <w:r>
-              <w:t>}</w:t>
+              <w:rPr>
+                <w:rFonts w:ascii="Calibri" w:eastAsia="Calibri" w:hAnsi="Calibri" w:cs="Calibri"/>
+                <w:color w:val="000000"/>
+              </w:rPr>
+            </w:pPr>
+            <w:r>
+              <w:rPr>
+                <w:rFonts w:ascii="Calibri" w:eastAsia="Calibri" w:hAnsi="Calibri" w:cs="Calibri"/>
+                <w:color w:val="000000"/>
+              </w:rPr>
+              <w:t>{END}</w:t>
             </w:r>
           </w:p>
         </w:tc>
@@ -1316,8 +1625,16 @@
           <w:p>
             <w:pPr>
               <w:jc w:val="center"/>
-            </w:pPr>
-            <w:r>
+              <w:rPr>
+                <w:rFonts w:ascii="Calibri" w:eastAsia="Calibri" w:hAnsi="Calibri" w:cs="Calibri"/>
+                <w:color w:val="000000"/>
+              </w:rPr>
+            </w:pPr>
+            <w:r>
+              <w:rPr>
+                <w:rFonts w:ascii="Calibri" w:eastAsia="Calibri" w:hAnsi="Calibri" w:cs="Calibri"/>
+                <w:color w:val="000000"/>
+              </w:rPr>
               <w:t>{HOURS}</w:t>
             </w:r>
           </w:p>
@@ -1340,8 +1657,16 @@
           <w:p>
             <w:pPr>
               <w:jc w:val="center"/>
-            </w:pPr>
-            <w:r>
+              <w:rPr>
+                <w:rFonts w:ascii="Calibri" w:eastAsia="Calibri" w:hAnsi="Calibri" w:cs="Calibri"/>
+                <w:color w:val="000000"/>
+              </w:rPr>
+            </w:pPr>
+            <w:r>
+              <w:rPr>
+                <w:rFonts w:ascii="Calibri" w:eastAsia="Calibri" w:hAnsi="Calibri" w:cs="Calibri"/>
+                <w:color w:val="000000"/>
+              </w:rPr>
               <w:t>{DATE}</w:t>
             </w:r>
           </w:p>
@@ -1359,15 +1684,17 @@
           <w:p>
             <w:pPr>
               <w:jc w:val="center"/>
-            </w:pPr>
-            <w:r>
-              <w:t>{</w:t>
-            </w:r>
-            <w:r>
-              <w:t>START</w:t>
-            </w:r>
-            <w:r>
-              <w:t>}</w:t>
+              <w:rPr>
+                <w:rFonts w:ascii="Calibri" w:eastAsia="Calibri" w:hAnsi="Calibri" w:cs="Calibri"/>
+                <w:color w:val="000000"/>
+              </w:rPr>
+            </w:pPr>
+            <w:r>
+              <w:rPr>
+                <w:rFonts w:ascii="Calibri" w:eastAsia="Calibri" w:hAnsi="Calibri" w:cs="Calibri"/>
+                <w:color w:val="000000"/>
+              </w:rPr>
+              <w:t>{START}</w:t>
             </w:r>
           </w:p>
         </w:tc>
@@ -1381,7 +1708,14 @@
               <w:right w:val="single" w:sz="4" w:space="0" w:color="000000"/>
             </w:tcBorders>
           </w:tcPr>
-          <w:p/>
+          <w:p>
+            <w:pPr>
+              <w:rPr>
+                <w:rFonts w:ascii="Calibri" w:eastAsia="Calibri" w:hAnsi="Calibri" w:cs="Calibri"/>
+                <w:color w:val="000000"/>
+              </w:rPr>
+            </w:pPr>
+          </w:p>
         </w:tc>
         <w:tc>
           <w:tcPr>
@@ -1396,15 +1730,17 @@
           <w:p>
             <w:pPr>
               <w:jc w:val="center"/>
-            </w:pPr>
-            <w:r>
-              <w:t>{</w:t>
-            </w:r>
-            <w:r>
-              <w:t>END</w:t>
-            </w:r>
-            <w:r>
-              <w:t>}</w:t>
+              <w:rPr>
+                <w:rFonts w:ascii="Calibri" w:eastAsia="Calibri" w:hAnsi="Calibri" w:cs="Calibri"/>
+                <w:color w:val="000000"/>
+              </w:rPr>
+            </w:pPr>
+            <w:r>
+              <w:rPr>
+                <w:rFonts w:ascii="Calibri" w:eastAsia="Calibri" w:hAnsi="Calibri" w:cs="Calibri"/>
+                <w:color w:val="000000"/>
+              </w:rPr>
+              <w:t>{END}</w:t>
             </w:r>
           </w:p>
         </w:tc>
@@ -1421,8 +1757,16 @@
           <w:p>
             <w:pPr>
               <w:jc w:val="center"/>
-            </w:pPr>
-            <w:r>
+              <w:rPr>
+                <w:rFonts w:ascii="Calibri" w:eastAsia="Calibri" w:hAnsi="Calibri" w:cs="Calibri"/>
+                <w:color w:val="000000"/>
+              </w:rPr>
+            </w:pPr>
+            <w:r>
+              <w:rPr>
+                <w:rFonts w:ascii="Calibri" w:eastAsia="Calibri" w:hAnsi="Calibri" w:cs="Calibri"/>
+                <w:color w:val="000000"/>
+              </w:rPr>
               <w:t>{HOURS}</w:t>
             </w:r>
           </w:p>
@@ -1445,8 +1789,16 @@
           <w:p>
             <w:pPr>
               <w:jc w:val="center"/>
-            </w:pPr>
-            <w:r>
+              <w:rPr>
+                <w:rFonts w:ascii="Calibri" w:eastAsia="Calibri" w:hAnsi="Calibri" w:cs="Calibri"/>
+                <w:color w:val="000000"/>
+              </w:rPr>
+            </w:pPr>
+            <w:r>
+              <w:rPr>
+                <w:rFonts w:ascii="Calibri" w:eastAsia="Calibri" w:hAnsi="Calibri" w:cs="Calibri"/>
+                <w:color w:val="000000"/>
+              </w:rPr>
               <w:t>{DATE}</w:t>
             </w:r>
           </w:p>
@@ -1464,15 +1816,17 @@
           <w:p>
             <w:pPr>
               <w:jc w:val="center"/>
-            </w:pPr>
-            <w:r>
-              <w:t>{</w:t>
-            </w:r>
-            <w:r>
-              <w:t>START</w:t>
-            </w:r>
-            <w:r>
-              <w:t>}</w:t>
+              <w:rPr>
+                <w:rFonts w:ascii="Calibri" w:eastAsia="Calibri" w:hAnsi="Calibri" w:cs="Calibri"/>
+                <w:color w:val="000000"/>
+              </w:rPr>
+            </w:pPr>
+            <w:r>
+              <w:rPr>
+                <w:rFonts w:ascii="Calibri" w:eastAsia="Calibri" w:hAnsi="Calibri" w:cs="Calibri"/>
+                <w:color w:val="000000"/>
+              </w:rPr>
+              <w:t>{START}</w:t>
             </w:r>
           </w:p>
         </w:tc>
@@ -1486,7 +1840,14 @@
               <w:right w:val="single" w:sz="4" w:space="0" w:color="000000"/>
             </w:tcBorders>
           </w:tcPr>
-          <w:p/>
+          <w:p>
+            <w:pPr>
+              <w:rPr>
+                <w:rFonts w:ascii="Calibri" w:eastAsia="Calibri" w:hAnsi="Calibri" w:cs="Calibri"/>
+                <w:color w:val="000000"/>
+              </w:rPr>
+            </w:pPr>
+          </w:p>
         </w:tc>
         <w:tc>
           <w:tcPr>
@@ -1501,15 +1862,17 @@
           <w:p>
             <w:pPr>
               <w:jc w:val="center"/>
-            </w:pPr>
-            <w:r>
-              <w:t>{</w:t>
-            </w:r>
-            <w:r>
-              <w:t>END</w:t>
-            </w:r>
-            <w:r>
-              <w:t>}</w:t>
+              <w:rPr>
+                <w:rFonts w:ascii="Calibri" w:eastAsia="Calibri" w:hAnsi="Calibri" w:cs="Calibri"/>
+                <w:color w:val="000000"/>
+              </w:rPr>
+            </w:pPr>
+            <w:r>
+              <w:rPr>
+                <w:rFonts w:ascii="Calibri" w:eastAsia="Calibri" w:hAnsi="Calibri" w:cs="Calibri"/>
+                <w:color w:val="000000"/>
+              </w:rPr>
+              <w:t>{END}</w:t>
             </w:r>
           </w:p>
         </w:tc>
@@ -1526,8 +1889,16 @@
           <w:p>
             <w:pPr>
               <w:jc w:val="center"/>
-            </w:pPr>
-            <w:r>
+              <w:rPr>
+                <w:rFonts w:ascii="Calibri" w:eastAsia="Calibri" w:hAnsi="Calibri" w:cs="Calibri"/>
+                <w:color w:val="000000"/>
+              </w:rPr>
+            </w:pPr>
+            <w:r>
+              <w:rPr>
+                <w:rFonts w:ascii="Calibri" w:eastAsia="Calibri" w:hAnsi="Calibri" w:cs="Calibri"/>
+                <w:color w:val="000000"/>
+              </w:rPr>
               <w:t>{HOURS}</w:t>
             </w:r>
           </w:p>
@@ -1549,9 +1920,16 @@
             </w:tcBorders>
           </w:tcPr>
           <w:p>
+            <w:pPr>
+              <w:rPr>
+                <w:rFonts w:ascii="Calibri" w:eastAsia="Calibri" w:hAnsi="Calibri" w:cs="Calibri"/>
+                <w:color w:val="000000"/>
+              </w:rPr>
+            </w:pPr>
             <w:r>
               <w:rPr>
                 <w:rFonts w:ascii="Arial" w:eastAsia="Arial" w:hAnsi="Arial" w:cs="Arial"/>
+                <w:color w:val="000000"/>
               </w:rPr>
               <w:t xml:space="preserve">TOTAL NUMBER OF HOURS WORKED </w:t>
             </w:r>
@@ -1570,10 +1948,15 @@
           <w:p>
             <w:pPr>
               <w:jc w:val="center"/>
+              <w:rPr>
+                <w:rFonts w:ascii="Calibri" w:eastAsia="Calibri" w:hAnsi="Calibri" w:cs="Calibri"/>
+                <w:color w:val="000000"/>
+              </w:rPr>
             </w:pPr>
             <w:r>
               <w:rPr>
                 <w:rFonts w:ascii="Arial" w:eastAsia="Arial" w:hAnsi="Arial" w:cs="Arial"/>
+                <w:color w:val="000000"/>
               </w:rPr>
               <w:t>{TOTAL}</w:t>
             </w:r>
@@ -1600,11 +1983,16 @@
               <w:spacing w:after="16"/>
               <w:ind w:right="30"/>
               <w:jc w:val="center"/>
+              <w:rPr>
+                <w:rFonts w:ascii="Calibri" w:eastAsia="Calibri" w:hAnsi="Calibri" w:cs="Calibri"/>
+                <w:color w:val="000000"/>
+              </w:rPr>
             </w:pPr>
             <w:r>
               <w:rPr>
                 <w:rFonts w:ascii="Arial" w:eastAsia="Arial" w:hAnsi="Arial" w:cs="Arial"/>
                 <w:b/>
+                <w:color w:val="000000"/>
               </w:rPr>
               <w:t xml:space="preserve">PLEASE ENSURE ALL SHIFTS WORKED ARE RECORDED AND THAT YOU SIGN </w:t>
             </w:r>
@@ -1612,11 +2000,16 @@
           <w:p>
             <w:pPr>
               <w:jc w:val="center"/>
+              <w:rPr>
+                <w:rFonts w:ascii="Calibri" w:eastAsia="Calibri" w:hAnsi="Calibri" w:cs="Calibri"/>
+                <w:color w:val="000000"/>
+              </w:rPr>
             </w:pPr>
             <w:r>
               <w:rPr>
                 <w:rFonts w:ascii="Arial" w:eastAsia="Arial" w:hAnsi="Arial" w:cs="Arial"/>
                 <w:b/>
+                <w:color w:val="000000"/>
               </w:rPr>
               <w:t xml:space="preserve">BELOW. FAILURE TO DO SO WILL MEAN YOUR TIMESHEET CANNOT BE PROCESSED AND YOU WILL NOT BE PAID </w:t>
             </w:r>
@@ -1627,10 +2020,21 @@
     <w:p>
       <w:pPr>
         <w:spacing w:after="19"/>
+        <w:rPr>
+          <w:rFonts w:ascii="Calibri" w:eastAsia="Calibri" w:hAnsi="Calibri" w:cs="Calibri"/>
+          <w:color w:val="000000"/>
+          <w:kern w:val="0"/>
+          <w:lang w:eastAsia="en-GB"/>
+          <w14:ligatures w14:val="none"/>
+        </w:rPr>
       </w:pPr>
       <w:r>
         <w:rPr>
           <w:rFonts w:ascii="Arial" w:eastAsia="Arial" w:hAnsi="Arial" w:cs="Arial"/>
+          <w:color w:val="000000"/>
+          <w:kern w:val="0"/>
+          <w:lang w:eastAsia="en-GB"/>
+          <w14:ligatures w14:val="none"/>
         </w:rPr>
         <w:t xml:space="preserve"> </w:t>
       </w:r>
@@ -1638,16 +2042,31 @@
     <w:p>
       <w:pPr>
         <w:spacing w:after="19"/>
+        <w:rPr>
+          <w:rFonts w:ascii="Calibri" w:eastAsia="Calibri" w:hAnsi="Calibri" w:cs="Calibri"/>
+          <w:color w:val="000000"/>
+          <w:kern w:val="0"/>
+          <w:lang w:eastAsia="en-GB"/>
+          <w14:ligatures w14:val="none"/>
+        </w:rPr>
       </w:pPr>
       <w:r>
         <w:rPr>
           <w:rFonts w:ascii="Arial" w:eastAsia="Arial" w:hAnsi="Arial" w:cs="Arial"/>
+          <w:color w:val="000000"/>
+          <w:kern w:val="0"/>
+          <w:lang w:eastAsia="en-GB"/>
+          <w14:ligatures w14:val="none"/>
         </w:rPr>
         <w:t xml:space="preserve">SIGNED:          </w:t>
       </w:r>
       <w:r>
         <w:rPr>
           <w:rFonts w:ascii="Arial" w:eastAsia="Arial" w:hAnsi="Arial" w:cs="Arial"/>
+          <w:color w:val="000000"/>
+          <w:kern w:val="0"/>
+          <w:lang w:eastAsia="en-GB"/>
+          <w14:ligatures w14:val="none"/>
         </w:rPr>
         <w:tab/>
         <w:t xml:space="preserve"> </w:t>
@@ -1655,19 +2074,31 @@
       <w:r>
         <w:rPr>
           <w:rFonts w:ascii="Arial" w:eastAsia="Arial" w:hAnsi="Arial" w:cs="Arial"/>
+          <w:color w:val="000000"/>
+          <w:kern w:val="0"/>
+          <w:lang w:eastAsia="en-GB"/>
+          <w14:ligatures w14:val="none"/>
         </w:rPr>
         <w:tab/>
       </w:r>
       <w:r>
         <w:rPr>
           <w:rFonts w:ascii="Arial" w:eastAsia="Arial" w:hAnsi="Arial" w:cs="Arial"/>
+          <w:color w:val="000000"/>
+          <w:kern w:val="0"/>
           <w:u w:val="single" w:color="000000"/>
+          <w:lang w:eastAsia="en-GB"/>
+          <w14:ligatures w14:val="none"/>
         </w:rPr>
         <w:t>________________________________________________</w:t>
       </w:r>
       <w:r>
         <w:rPr>
           <w:rFonts w:ascii="Arial" w:eastAsia="Arial" w:hAnsi="Arial" w:cs="Arial"/>
+          <w:color w:val="000000"/>
+          <w:kern w:val="0"/>
+          <w:lang w:eastAsia="en-GB"/>
+          <w14:ligatures w14:val="none"/>
         </w:rPr>
         <w:t xml:space="preserve"> </w:t>
       </w:r>
@@ -1675,10 +2106,21 @@
     <w:p>
       <w:pPr>
         <w:spacing w:after="19"/>
+        <w:rPr>
+          <w:rFonts w:ascii="Calibri" w:eastAsia="Calibri" w:hAnsi="Calibri" w:cs="Calibri"/>
+          <w:color w:val="000000"/>
+          <w:kern w:val="0"/>
+          <w:lang w:eastAsia="en-GB"/>
+          <w14:ligatures w14:val="none"/>
+        </w:rPr>
       </w:pPr>
       <w:r>
         <w:rPr>
           <w:rFonts w:ascii="Arial" w:eastAsia="Arial" w:hAnsi="Arial" w:cs="Arial"/>
+          <w:color w:val="000000"/>
+          <w:kern w:val="0"/>
+          <w:lang w:eastAsia="en-GB"/>
+          <w14:ligatures w14:val="none"/>
         </w:rPr>
         <w:t xml:space="preserve"> </w:t>
       </w:r>
@@ -1686,10 +2128,21 @@
     <w:p>
       <w:pPr>
         <w:spacing w:after="16"/>
+        <w:rPr>
+          <w:rFonts w:ascii="Calibri" w:eastAsia="Calibri" w:hAnsi="Calibri" w:cs="Calibri"/>
+          <w:color w:val="000000"/>
+          <w:kern w:val="0"/>
+          <w:lang w:eastAsia="en-GB"/>
+          <w14:ligatures w14:val="none"/>
+        </w:rPr>
       </w:pPr>
       <w:r>
         <w:rPr>
           <w:rFonts w:ascii="Arial" w:eastAsia="Arial" w:hAnsi="Arial" w:cs="Arial"/>
+          <w:color w:val="000000"/>
+          <w:kern w:val="0"/>
+          <w:lang w:eastAsia="en-GB"/>
+          <w14:ligatures w14:val="none"/>
         </w:rPr>
         <w:t xml:space="preserve">MANAGERS SIGNATURE:   ________________________________________________ </w:t>
       </w:r>
@@ -1697,10 +2150,21 @@
     <w:p>
       <w:pPr>
         <w:spacing w:after="16"/>
+        <w:rPr>
+          <w:rFonts w:ascii="Calibri" w:eastAsia="Calibri" w:hAnsi="Calibri" w:cs="Calibri"/>
+          <w:color w:val="000000"/>
+          <w:kern w:val="0"/>
+          <w:lang w:eastAsia="en-GB"/>
+          <w14:ligatures w14:val="none"/>
+        </w:rPr>
       </w:pPr>
       <w:r>
         <w:rPr>
           <w:rFonts w:ascii="Arial" w:eastAsia="Arial" w:hAnsi="Arial" w:cs="Arial"/>
+          <w:color w:val="000000"/>
+          <w:kern w:val="0"/>
+          <w:lang w:eastAsia="en-GB"/>
+          <w14:ligatures w14:val="none"/>
         </w:rPr>
         <w:t xml:space="preserve"> </w:t>
       </w:r>
@@ -1708,27 +2172,61 @@
     <w:p>
       <w:pPr>
         <w:spacing w:after="19"/>
+        <w:rPr>
+          <w:rFonts w:ascii="Calibri" w:eastAsia="Calibri" w:hAnsi="Calibri" w:cs="Calibri"/>
+          <w:color w:val="000000"/>
+          <w:kern w:val="0"/>
+          <w:lang w:eastAsia="en-GB"/>
+          <w14:ligatures w14:val="none"/>
+        </w:rPr>
       </w:pPr>
       <w:r>
         <w:rPr>
           <w:rFonts w:ascii="Arial" w:eastAsia="Arial" w:hAnsi="Arial" w:cs="Arial"/>
+          <w:color w:val="000000"/>
+          <w:kern w:val="0"/>
+          <w:lang w:eastAsia="en-GB"/>
+          <w14:ligatures w14:val="none"/>
         </w:rPr>
         <w:t xml:space="preserve"> </w:t>
       </w:r>
     </w:p>
     <w:p>
       <w:pPr>
-        <w:pStyle w:val="Heading1"/>
+        <w:keepNext/>
+        <w:keepLines/>
         <w:tabs>
           <w:tab w:val="right" w:pos="8773"/>
         </w:tabs>
-        <w:spacing w:after="652"/>
-        <w:ind w:left="-15" w:right="-7" w:firstLine="0"/>
+        <w:spacing w:after="652" w:line="265" w:lineRule="auto"/>
+        <w:ind w:left="-15" w:right="-7"/>
+        <w:outlineLvl w:val="0"/>
+        <w:rPr>
+          <w:rFonts w:ascii="Arial" w:eastAsia="Arial" w:hAnsi="Arial" w:cs="Arial"/>
+          <w:color w:val="000000"/>
+          <w:kern w:val="0"/>
+          <w:lang w:eastAsia="en-GB"/>
+          <w14:ligatures w14:val="none"/>
+        </w:rPr>
       </w:pPr>
       <w:r>
+        <w:rPr>
+          <w:rFonts w:ascii="Arial" w:eastAsia="Arial" w:hAnsi="Arial" w:cs="Arial"/>
+          <w:color w:val="000000"/>
+          <w:kern w:val="0"/>
+          <w:lang w:eastAsia="en-GB"/>
+          <w14:ligatures w14:val="none"/>
+        </w:rPr>
         <w:t xml:space="preserve">MANAGERS NAME:  </w:t>
       </w:r>
       <w:r>
+        <w:rPr>
+          <w:rFonts w:ascii="Arial" w:eastAsia="Arial" w:hAnsi="Arial" w:cs="Arial"/>
+          <w:color w:val="000000"/>
+          <w:kern w:val="0"/>
+          <w:lang w:eastAsia="en-GB"/>
+          <w14:ligatures w14:val="none"/>
+        </w:rPr>
         <w:tab/>
         <w:t xml:space="preserve">________________________________________________ </w:t>
       </w:r>
@@ -1736,11 +2234,22 @@
     <w:p>
       <w:pPr>
         <w:spacing w:after="0" w:line="239" w:lineRule="auto"/>
+        <w:rPr>
+          <w:rFonts w:ascii="Calibri" w:eastAsia="Calibri" w:hAnsi="Calibri" w:cs="Calibri"/>
+          <w:color w:val="000000"/>
+          <w:kern w:val="0"/>
+          <w:lang w:eastAsia="en-GB"/>
+          <w14:ligatures w14:val="none"/>
+        </w:rPr>
       </w:pPr>
       <w:r>
         <w:rPr>
           <w:rFonts w:ascii="Arial" w:eastAsia="Arial" w:hAnsi="Arial" w:cs="Arial"/>
           <w:i/>
+          <w:color w:val="000000"/>
+          <w:kern w:val="0"/>
+          <w:lang w:eastAsia="en-GB"/>
+          <w14:ligatures w14:val="none"/>
         </w:rPr>
         <w:t xml:space="preserve">Continue on separate sheet if needed – if so, staple </w:t>
       </w:r>
@@ -1749,6 +2258,10 @@
         <w:rPr>
           <w:rFonts w:ascii="Arial" w:eastAsia="Arial" w:hAnsi="Arial" w:cs="Arial"/>
           <w:i/>
+          <w:color w:val="000000"/>
+          <w:kern w:val="0"/>
+          <w:lang w:eastAsia="en-GB"/>
+          <w14:ligatures w14:val="none"/>
         </w:rPr>
         <w:t>a multiple sheets</w:t>
       </w:r>
@@ -1757,6 +2270,10 @@
         <w:rPr>
           <w:rFonts w:ascii="Arial" w:eastAsia="Arial" w:hAnsi="Arial" w:cs="Arial"/>
           <w:i/>
+          <w:color w:val="000000"/>
+          <w:kern w:val="0"/>
+          <w:lang w:eastAsia="en-GB"/>
+          <w14:ligatures w14:val="none"/>
         </w:rPr>
         <w:t xml:space="preserve"> together and ensure all details are completed  </w:t>
       </w:r>
@@ -1775,10 +2292,12 @@
   <w:docDefaults>
     <w:rPrDefault>
       <w:rPr>
-        <w:rFonts w:asciiTheme="minorHAnsi" w:eastAsiaTheme="minorEastAsia" w:hAnsiTheme="minorHAnsi" w:cstheme="minorBidi"/>
+        <w:rFonts w:asciiTheme="minorHAnsi" w:eastAsiaTheme="minorHAnsi" w:hAnsiTheme="minorHAnsi" w:cstheme="minorBidi"/>
+        <w:kern w:val="2"/>
         <w:sz w:val="22"/>
         <w:szCs w:val="22"/>
-        <w:lang w:val="en-GB" w:eastAsia="en-GB" w:bidi="ar-SA"/>
+        <w:lang w:val="en-GB" w:eastAsia="en-US" w:bidi="ar-SA"/>
+        <w14:ligatures w14:val="standardContextual"/>
       </w:rPr>
     </w:rPrDefault>
     <w:pPrDefault>
@@ -2168,27 +2687,210 @@
   <w:style w:type="paragraph" w:default="1" w:styleId="Normal">
     <w:name w:val="Normal"/>
     <w:qFormat/>
-    <w:rPr>
-      <w:rFonts w:ascii="Calibri" w:eastAsia="Calibri" w:hAnsi="Calibri" w:cs="Calibri"/>
-      <w:color w:val="000000"/>
-    </w:rPr>
   </w:style>
   <w:style w:type="paragraph" w:styleId="Heading1">
     <w:name w:val="heading 1"/>
+    <w:basedOn w:val="Normal"/>
     <w:next w:val="Normal"/>
     <w:link w:val="Heading1Char"/>
+    <w:autoRedefine/>
     <w:uiPriority w:val="9"/>
     <w:qFormat/>
+    <w:rsid w:val="00CB7C3F"/>
     <w:pPr>
       <w:keepNext/>
       <w:keepLines/>
-      <w:spacing w:after="11" w:line="265" w:lineRule="auto"/>
-      <w:ind w:left="10" w:hanging="10"/>
+      <w:spacing w:before="360" w:after="80"/>
       <w:outlineLvl w:val="0"/>
     </w:pPr>
     <w:rPr>
-      <w:rFonts w:ascii="Arial" w:eastAsia="Arial" w:hAnsi="Arial" w:cs="Arial"/>
-      <w:color w:val="000000"/>
+      <w:rFonts w:asciiTheme="majorHAnsi" w:eastAsiaTheme="majorEastAsia" w:hAnsiTheme="majorHAnsi" w:cstheme="majorBidi"/>
+      <w:b/>
+      <w:color w:val="000000" w:themeColor="text1"/>
+      <w:kern w:val="0"/>
+      <w:sz w:val="28"/>
+      <w:szCs w:val="40"/>
+      <w14:ligatures w14:val="none"/>
+    </w:rPr>
+  </w:style>
+  <w:style w:type="paragraph" w:styleId="Heading2">
+    <w:name w:val="heading 2"/>
+    <w:basedOn w:val="Normal"/>
+    <w:next w:val="Normal"/>
+    <w:link w:val="Heading2Char"/>
+    <w:uiPriority w:val="9"/>
+    <w:semiHidden/>
+    <w:unhideWhenUsed/>
+    <w:qFormat/>
+    <w:rsid w:val="00C33FB4"/>
+    <w:pPr>
+      <w:keepNext/>
+      <w:keepLines/>
+      <w:spacing w:after="0"/>
+      <w:outlineLvl w:val="1"/>
+    </w:pPr>
+    <w:rPr>
+      <w:rFonts w:ascii="Times New Roman" w:eastAsiaTheme="majorEastAsia" w:hAnsi="Times New Roman" w:cstheme="majorBidi"/>
+      <w:color w:val="000000" w:themeColor="text1"/>
+      <w:kern w:val="0"/>
+      <w:sz w:val="24"/>
+      <w:szCs w:val="32"/>
+      <w14:ligatures w14:val="none"/>
+    </w:rPr>
+  </w:style>
+  <w:style w:type="paragraph" w:styleId="Heading3">
+    <w:name w:val="heading 3"/>
+    <w:basedOn w:val="Normal"/>
+    <w:next w:val="Normal"/>
+    <w:link w:val="Heading3Char"/>
+    <w:uiPriority w:val="9"/>
+    <w:semiHidden/>
+    <w:unhideWhenUsed/>
+    <w:qFormat/>
+    <w:rsid w:val="0063589E"/>
+    <w:pPr>
+      <w:keepNext/>
+      <w:keepLines/>
+      <w:spacing w:before="160" w:after="80"/>
+      <w:outlineLvl w:val="2"/>
+    </w:pPr>
+    <w:rPr>
+      <w:rFonts w:eastAsiaTheme="majorEastAsia" w:cstheme="majorBidi"/>
+      <w:color w:val="0F4761" w:themeColor="accent1" w:themeShade="BF"/>
+      <w:sz w:val="28"/>
+      <w:szCs w:val="28"/>
+    </w:rPr>
+  </w:style>
+  <w:style w:type="paragraph" w:styleId="Heading4">
+    <w:name w:val="heading 4"/>
+    <w:basedOn w:val="Normal"/>
+    <w:next w:val="Normal"/>
+    <w:link w:val="Heading4Char"/>
+    <w:uiPriority w:val="9"/>
+    <w:semiHidden/>
+    <w:unhideWhenUsed/>
+    <w:qFormat/>
+    <w:rsid w:val="0063589E"/>
+    <w:pPr>
+      <w:keepNext/>
+      <w:keepLines/>
+      <w:spacing w:before="80" w:after="40"/>
+      <w:outlineLvl w:val="3"/>
+    </w:pPr>
+    <w:rPr>
+      <w:rFonts w:eastAsiaTheme="majorEastAsia" w:cstheme="majorBidi"/>
+      <w:i/>
+      <w:iCs/>
+      <w:color w:val="0F4761" w:themeColor="accent1" w:themeShade="BF"/>
+    </w:rPr>
+  </w:style>
+  <w:style w:type="paragraph" w:styleId="Heading5">
+    <w:name w:val="heading 5"/>
+    <w:basedOn w:val="Normal"/>
+    <w:next w:val="Normal"/>
+    <w:link w:val="Heading5Char"/>
+    <w:uiPriority w:val="9"/>
+    <w:semiHidden/>
+    <w:unhideWhenUsed/>
+    <w:qFormat/>
+    <w:rsid w:val="0063589E"/>
+    <w:pPr>
+      <w:keepNext/>
+      <w:keepLines/>
+      <w:spacing w:before="80" w:after="40"/>
+      <w:outlineLvl w:val="4"/>
+    </w:pPr>
+    <w:rPr>
+      <w:rFonts w:eastAsiaTheme="majorEastAsia" w:cstheme="majorBidi"/>
+      <w:color w:val="0F4761" w:themeColor="accent1" w:themeShade="BF"/>
+    </w:rPr>
+  </w:style>
+  <w:style w:type="paragraph" w:styleId="Heading6">
+    <w:name w:val="heading 6"/>
+    <w:basedOn w:val="Normal"/>
+    <w:next w:val="Normal"/>
+    <w:link w:val="Heading6Char"/>
+    <w:uiPriority w:val="9"/>
+    <w:semiHidden/>
+    <w:unhideWhenUsed/>
+    <w:qFormat/>
+    <w:rsid w:val="0063589E"/>
+    <w:pPr>
+      <w:keepNext/>
+      <w:keepLines/>
+      <w:spacing w:before="40" w:after="0"/>
+      <w:outlineLvl w:val="5"/>
+    </w:pPr>
+    <w:rPr>
+      <w:rFonts w:eastAsiaTheme="majorEastAsia" w:cstheme="majorBidi"/>
+      <w:i/>
+      <w:iCs/>
+      <w:color w:val="595959" w:themeColor="text1" w:themeTint="A6"/>
+    </w:rPr>
+  </w:style>
+  <w:style w:type="paragraph" w:styleId="Heading7">
+    <w:name w:val="heading 7"/>
+    <w:basedOn w:val="Normal"/>
+    <w:next w:val="Normal"/>
+    <w:link w:val="Heading7Char"/>
+    <w:uiPriority w:val="9"/>
+    <w:semiHidden/>
+    <w:unhideWhenUsed/>
+    <w:qFormat/>
+    <w:rsid w:val="0063589E"/>
+    <w:pPr>
+      <w:keepNext/>
+      <w:keepLines/>
+      <w:spacing w:before="40" w:after="0"/>
+      <w:outlineLvl w:val="6"/>
+    </w:pPr>
+    <w:rPr>
+      <w:rFonts w:eastAsiaTheme="majorEastAsia" w:cstheme="majorBidi"/>
+      <w:color w:val="595959" w:themeColor="text1" w:themeTint="A6"/>
+    </w:rPr>
+  </w:style>
+  <w:style w:type="paragraph" w:styleId="Heading8">
+    <w:name w:val="heading 8"/>
+    <w:basedOn w:val="Normal"/>
+    <w:next w:val="Normal"/>
+    <w:link w:val="Heading8Char"/>
+    <w:uiPriority w:val="9"/>
+    <w:semiHidden/>
+    <w:unhideWhenUsed/>
+    <w:qFormat/>
+    <w:rsid w:val="0063589E"/>
+    <w:pPr>
+      <w:keepNext/>
+      <w:keepLines/>
+      <w:spacing w:after="0"/>
+      <w:outlineLvl w:val="7"/>
+    </w:pPr>
+    <w:rPr>
+      <w:rFonts w:eastAsiaTheme="majorEastAsia" w:cstheme="majorBidi"/>
+      <w:i/>
+      <w:iCs/>
+      <w:color w:val="272727" w:themeColor="text1" w:themeTint="D8"/>
+    </w:rPr>
+  </w:style>
+  <w:style w:type="paragraph" w:styleId="Heading9">
+    <w:name w:val="heading 9"/>
+    <w:basedOn w:val="Normal"/>
+    <w:next w:val="Normal"/>
+    <w:link w:val="Heading9Char"/>
+    <w:uiPriority w:val="9"/>
+    <w:semiHidden/>
+    <w:unhideWhenUsed/>
+    <w:qFormat/>
+    <w:rsid w:val="0063589E"/>
+    <w:pPr>
+      <w:keepNext/>
+      <w:keepLines/>
+      <w:spacing w:after="0"/>
+      <w:outlineLvl w:val="8"/>
+    </w:pPr>
+    <w:rPr>
+      <w:rFonts w:eastAsiaTheme="majorEastAsia" w:cstheme="majorBidi"/>
+      <w:color w:val="272727" w:themeColor="text1" w:themeTint="D8"/>
     </w:rPr>
   </w:style>
   <w:style w:type="character" w:default="1" w:styleId="DefaultParagraphFont">
@@ -2220,18 +2922,311 @@
   </w:style>
   <w:style w:type="character" w:customStyle="1" w:styleId="Heading1Char">
     <w:name w:val="Heading 1 Char"/>
+    <w:basedOn w:val="DefaultParagraphFont"/>
     <w:link w:val="Heading1"/>
+    <w:uiPriority w:val="9"/>
+    <w:rsid w:val="00CB7C3F"/>
     <w:rPr>
-      <w:rFonts w:ascii="Arial" w:eastAsia="Arial" w:hAnsi="Arial" w:cs="Arial"/>
-      <w:color w:val="000000"/>
-      <w:sz w:val="22"/>
+      <w:rFonts w:asciiTheme="majorHAnsi" w:eastAsiaTheme="majorEastAsia" w:hAnsiTheme="majorHAnsi" w:cstheme="majorBidi"/>
+      <w:b/>
+      <w:color w:val="000000" w:themeColor="text1"/>
+      <w:kern w:val="0"/>
+      <w:sz w:val="28"/>
+      <w:szCs w:val="40"/>
+      <w14:ligatures w14:val="none"/>
+    </w:rPr>
+  </w:style>
+  <w:style w:type="character" w:customStyle="1" w:styleId="Heading2Char">
+    <w:name w:val="Heading 2 Char"/>
+    <w:basedOn w:val="DefaultParagraphFont"/>
+    <w:link w:val="Heading2"/>
+    <w:uiPriority w:val="9"/>
+    <w:semiHidden/>
+    <w:rsid w:val="00C33FB4"/>
+    <w:rPr>
+      <w:rFonts w:ascii="Times New Roman" w:eastAsiaTheme="majorEastAsia" w:hAnsi="Times New Roman" w:cstheme="majorBidi"/>
+      <w:color w:val="000000" w:themeColor="text1"/>
+      <w:kern w:val="0"/>
+      <w:sz w:val="24"/>
+      <w:szCs w:val="32"/>
+      <w14:ligatures w14:val="none"/>
+    </w:rPr>
+  </w:style>
+  <w:style w:type="character" w:customStyle="1" w:styleId="Heading3Char">
+    <w:name w:val="Heading 3 Char"/>
+    <w:basedOn w:val="DefaultParagraphFont"/>
+    <w:link w:val="Heading3"/>
+    <w:uiPriority w:val="9"/>
+    <w:semiHidden/>
+    <w:rsid w:val="0063589E"/>
+    <w:rPr>
+      <w:rFonts w:eastAsiaTheme="majorEastAsia" w:cstheme="majorBidi"/>
+      <w:color w:val="0F4761" w:themeColor="accent1" w:themeShade="BF"/>
+      <w:sz w:val="28"/>
+      <w:szCs w:val="28"/>
+    </w:rPr>
+  </w:style>
+  <w:style w:type="character" w:customStyle="1" w:styleId="Heading4Char">
+    <w:name w:val="Heading 4 Char"/>
+    <w:basedOn w:val="DefaultParagraphFont"/>
+    <w:link w:val="Heading4"/>
+    <w:uiPriority w:val="9"/>
+    <w:semiHidden/>
+    <w:rsid w:val="0063589E"/>
+    <w:rPr>
+      <w:rFonts w:eastAsiaTheme="majorEastAsia" w:cstheme="majorBidi"/>
+      <w:i/>
+      <w:iCs/>
+      <w:color w:val="0F4761" w:themeColor="accent1" w:themeShade="BF"/>
+    </w:rPr>
+  </w:style>
+  <w:style w:type="character" w:customStyle="1" w:styleId="Heading5Char">
+    <w:name w:val="Heading 5 Char"/>
+    <w:basedOn w:val="DefaultParagraphFont"/>
+    <w:link w:val="Heading5"/>
+    <w:uiPriority w:val="9"/>
+    <w:semiHidden/>
+    <w:rsid w:val="0063589E"/>
+    <w:rPr>
+      <w:rFonts w:eastAsiaTheme="majorEastAsia" w:cstheme="majorBidi"/>
+      <w:color w:val="0F4761" w:themeColor="accent1" w:themeShade="BF"/>
+    </w:rPr>
+  </w:style>
+  <w:style w:type="character" w:customStyle="1" w:styleId="Heading6Char">
+    <w:name w:val="Heading 6 Char"/>
+    <w:basedOn w:val="DefaultParagraphFont"/>
+    <w:link w:val="Heading6"/>
+    <w:uiPriority w:val="9"/>
+    <w:semiHidden/>
+    <w:rsid w:val="0063589E"/>
+    <w:rPr>
+      <w:rFonts w:eastAsiaTheme="majorEastAsia" w:cstheme="majorBidi"/>
+      <w:i/>
+      <w:iCs/>
+      <w:color w:val="595959" w:themeColor="text1" w:themeTint="A6"/>
+    </w:rPr>
+  </w:style>
+  <w:style w:type="character" w:customStyle="1" w:styleId="Heading7Char">
+    <w:name w:val="Heading 7 Char"/>
+    <w:basedOn w:val="DefaultParagraphFont"/>
+    <w:link w:val="Heading7"/>
+    <w:uiPriority w:val="9"/>
+    <w:semiHidden/>
+    <w:rsid w:val="0063589E"/>
+    <w:rPr>
+      <w:rFonts w:eastAsiaTheme="majorEastAsia" w:cstheme="majorBidi"/>
+      <w:color w:val="595959" w:themeColor="text1" w:themeTint="A6"/>
+    </w:rPr>
+  </w:style>
+  <w:style w:type="character" w:customStyle="1" w:styleId="Heading8Char">
+    <w:name w:val="Heading 8 Char"/>
+    <w:basedOn w:val="DefaultParagraphFont"/>
+    <w:link w:val="Heading8"/>
+    <w:uiPriority w:val="9"/>
+    <w:semiHidden/>
+    <w:rsid w:val="0063589E"/>
+    <w:rPr>
+      <w:rFonts w:eastAsiaTheme="majorEastAsia" w:cstheme="majorBidi"/>
+      <w:i/>
+      <w:iCs/>
+      <w:color w:val="272727" w:themeColor="text1" w:themeTint="D8"/>
+    </w:rPr>
+  </w:style>
+  <w:style w:type="character" w:customStyle="1" w:styleId="Heading9Char">
+    <w:name w:val="Heading 9 Char"/>
+    <w:basedOn w:val="DefaultParagraphFont"/>
+    <w:link w:val="Heading9"/>
+    <w:uiPriority w:val="9"/>
+    <w:semiHidden/>
+    <w:rsid w:val="0063589E"/>
+    <w:rPr>
+      <w:rFonts w:eastAsiaTheme="majorEastAsia" w:cstheme="majorBidi"/>
+      <w:color w:val="272727" w:themeColor="text1" w:themeTint="D8"/>
+    </w:rPr>
+  </w:style>
+  <w:style w:type="paragraph" w:styleId="Title">
+    <w:name w:val="Title"/>
+    <w:basedOn w:val="Normal"/>
+    <w:next w:val="Normal"/>
+    <w:link w:val="TitleChar"/>
+    <w:uiPriority w:val="10"/>
+    <w:qFormat/>
+    <w:rsid w:val="0063589E"/>
+    <w:pPr>
+      <w:spacing w:after="80" w:line="240" w:lineRule="auto"/>
+      <w:contextualSpacing/>
+    </w:pPr>
+    <w:rPr>
+      <w:rFonts w:asciiTheme="majorHAnsi" w:eastAsiaTheme="majorEastAsia" w:hAnsiTheme="majorHAnsi" w:cstheme="majorBidi"/>
+      <w:spacing w:val="-10"/>
+      <w:kern w:val="28"/>
+      <w:sz w:val="56"/>
+      <w:szCs w:val="56"/>
+    </w:rPr>
+  </w:style>
+  <w:style w:type="character" w:customStyle="1" w:styleId="TitleChar">
+    <w:name w:val="Title Char"/>
+    <w:basedOn w:val="DefaultParagraphFont"/>
+    <w:link w:val="Title"/>
+    <w:uiPriority w:val="10"/>
+    <w:rsid w:val="0063589E"/>
+    <w:rPr>
+      <w:rFonts w:asciiTheme="majorHAnsi" w:eastAsiaTheme="majorEastAsia" w:hAnsiTheme="majorHAnsi" w:cstheme="majorBidi"/>
+      <w:spacing w:val="-10"/>
+      <w:kern w:val="28"/>
+      <w:sz w:val="56"/>
+      <w:szCs w:val="56"/>
+    </w:rPr>
+  </w:style>
+  <w:style w:type="paragraph" w:styleId="Subtitle">
+    <w:name w:val="Subtitle"/>
+    <w:basedOn w:val="Normal"/>
+    <w:next w:val="Normal"/>
+    <w:link w:val="SubtitleChar"/>
+    <w:uiPriority w:val="11"/>
+    <w:qFormat/>
+    <w:rsid w:val="0063589E"/>
+    <w:pPr>
+      <w:numPr>
+        <w:ilvl w:val="1"/>
+      </w:numPr>
+    </w:pPr>
+    <w:rPr>
+      <w:rFonts w:eastAsiaTheme="majorEastAsia" w:cstheme="majorBidi"/>
+      <w:color w:val="595959" w:themeColor="text1" w:themeTint="A6"/>
+      <w:spacing w:val="15"/>
+      <w:sz w:val="28"/>
+      <w:szCs w:val="28"/>
+    </w:rPr>
+  </w:style>
+  <w:style w:type="character" w:customStyle="1" w:styleId="SubtitleChar">
+    <w:name w:val="Subtitle Char"/>
+    <w:basedOn w:val="DefaultParagraphFont"/>
+    <w:link w:val="Subtitle"/>
+    <w:uiPriority w:val="11"/>
+    <w:rsid w:val="0063589E"/>
+    <w:rPr>
+      <w:rFonts w:eastAsiaTheme="majorEastAsia" w:cstheme="majorBidi"/>
+      <w:color w:val="595959" w:themeColor="text1" w:themeTint="A6"/>
+      <w:spacing w:val="15"/>
+      <w:sz w:val="28"/>
+      <w:szCs w:val="28"/>
+    </w:rPr>
+  </w:style>
+  <w:style w:type="paragraph" w:styleId="Quote">
+    <w:name w:val="Quote"/>
+    <w:basedOn w:val="Normal"/>
+    <w:next w:val="Normal"/>
+    <w:link w:val="QuoteChar"/>
+    <w:uiPriority w:val="29"/>
+    <w:qFormat/>
+    <w:rsid w:val="0063589E"/>
+    <w:pPr>
+      <w:spacing w:before="160"/>
+      <w:jc w:val="center"/>
+    </w:pPr>
+    <w:rPr>
+      <w:i/>
+      <w:iCs/>
+      <w:color w:val="404040" w:themeColor="text1" w:themeTint="BF"/>
+    </w:rPr>
+  </w:style>
+  <w:style w:type="character" w:customStyle="1" w:styleId="QuoteChar">
+    <w:name w:val="Quote Char"/>
+    <w:basedOn w:val="DefaultParagraphFont"/>
+    <w:link w:val="Quote"/>
+    <w:uiPriority w:val="29"/>
+    <w:rsid w:val="0063589E"/>
+    <w:rPr>
+      <w:i/>
+      <w:iCs/>
+      <w:color w:val="404040" w:themeColor="text1" w:themeTint="BF"/>
+    </w:rPr>
+  </w:style>
+  <w:style w:type="paragraph" w:styleId="ListParagraph">
+    <w:name w:val="List Paragraph"/>
+    <w:basedOn w:val="Normal"/>
+    <w:uiPriority w:val="34"/>
+    <w:qFormat/>
+    <w:rsid w:val="0063589E"/>
+    <w:pPr>
+      <w:ind w:left="720"/>
+      <w:contextualSpacing/>
+    </w:pPr>
+  </w:style>
+  <w:style w:type="character" w:styleId="IntenseEmphasis">
+    <w:name w:val="Intense Emphasis"/>
+    <w:basedOn w:val="DefaultParagraphFont"/>
+    <w:uiPriority w:val="21"/>
+    <w:qFormat/>
+    <w:rsid w:val="0063589E"/>
+    <w:rPr>
+      <w:i/>
+      <w:iCs/>
+      <w:color w:val="0F4761" w:themeColor="accent1" w:themeShade="BF"/>
+    </w:rPr>
+  </w:style>
+  <w:style w:type="paragraph" w:styleId="IntenseQuote">
+    <w:name w:val="Intense Quote"/>
+    <w:basedOn w:val="Normal"/>
+    <w:next w:val="Normal"/>
+    <w:link w:val="IntenseQuoteChar"/>
+    <w:uiPriority w:val="30"/>
+    <w:qFormat/>
+    <w:rsid w:val="0063589E"/>
+    <w:pPr>
+      <w:pBdr>
+        <w:top w:val="single" w:sz="4" w:space="10" w:color="0F4761" w:themeColor="accent1" w:themeShade="BF"/>
+        <w:bottom w:val="single" w:sz="4" w:space="10" w:color="0F4761" w:themeColor="accent1" w:themeShade="BF"/>
+      </w:pBdr>
+      <w:spacing w:before="360" w:after="360"/>
+      <w:ind w:left="864" w:right="864"/>
+      <w:jc w:val="center"/>
+    </w:pPr>
+    <w:rPr>
+      <w:i/>
+      <w:iCs/>
+      <w:color w:val="0F4761" w:themeColor="accent1" w:themeShade="BF"/>
+    </w:rPr>
+  </w:style>
+  <w:style w:type="character" w:customStyle="1" w:styleId="IntenseQuoteChar">
+    <w:name w:val="Intense Quote Char"/>
+    <w:basedOn w:val="DefaultParagraphFont"/>
+    <w:link w:val="IntenseQuote"/>
+    <w:uiPriority w:val="30"/>
+    <w:rsid w:val="0063589E"/>
+    <w:rPr>
+      <w:i/>
+      <w:iCs/>
+      <w:color w:val="0F4761" w:themeColor="accent1" w:themeShade="BF"/>
+    </w:rPr>
+  </w:style>
+  <w:style w:type="character" w:styleId="IntenseReference">
+    <w:name w:val="Intense Reference"/>
+    <w:basedOn w:val="DefaultParagraphFont"/>
+    <w:uiPriority w:val="32"/>
+    <w:qFormat/>
+    <w:rsid w:val="0063589E"/>
+    <w:rPr>
+      <w:b/>
+      <w:bCs/>
+      <w:smallCaps/>
+      <w:color w:val="0F4761" w:themeColor="accent1" w:themeShade="BF"/>
+      <w:spacing w:val="5"/>
     </w:rPr>
   </w:style>
   <w:style w:type="table" w:customStyle="1" w:styleId="TableGrid">
     <w:name w:val="TableGrid"/>
+    <w:rsid w:val="0063589E"/>
     <w:pPr>
       <w:spacing w:after="0" w:line="240" w:lineRule="auto"/>
     </w:pPr>
+    <w:rPr>
+      <w:rFonts w:eastAsia="Times New Roman"/>
+      <w:kern w:val="0"/>
+      <w:lang w:eastAsia="en-GB"/>
+      <w14:ligatures w14:val="none"/>
+    </w:rPr>
     <w:tblPr>
       <w:tblCellMar>
         <w:top w:w="0" w:type="dxa"/>
@@ -2255,39 +3250,39 @@
         <a:sysClr val="window" lastClr="FFFFFF"/>
       </a:lt1>
       <a:dk2>
-        <a:srgbClr val="44546A"/>
+        <a:srgbClr val="0E2841"/>
       </a:dk2>
       <a:lt2>
-        <a:srgbClr val="E7E6E6"/>
+        <a:srgbClr val="E8E8E8"/>
       </a:lt2>
       <a:accent1>
-        <a:srgbClr val="4472C4"/>
+        <a:srgbClr val="156082"/>
       </a:accent1>
       <a:accent2>
-        <a:srgbClr val="ED7D31"/>
+        <a:srgbClr val="E97132"/>
       </a:accent2>
       <a:accent3>
-        <a:srgbClr val="A5A5A5"/>
+        <a:srgbClr val="196B24"/>
       </a:accent3>
       <a:accent4>
-        <a:srgbClr val="FFC000"/>
+        <a:srgbClr val="0F9ED5"/>
       </a:accent4>
       <a:accent5>
-        <a:srgbClr val="5B9BD5"/>
+        <a:srgbClr val="A02B93"/>
       </a:accent5>
       <a:accent6>
-        <a:srgbClr val="70AD47"/>
+        <a:srgbClr val="4EA72E"/>
       </a:accent6>
       <a:hlink>
-        <a:srgbClr val="0563C1"/>
+        <a:srgbClr val="467886"/>
       </a:hlink>
       <a:folHlink>
-        <a:srgbClr val="954F72"/>
+        <a:srgbClr val="96607D"/>
       </a:folHlink>
     </a:clrScheme>
     <a:fontScheme name="Office">
       <a:majorFont>
-        <a:latin typeface="Calibri Light" panose="020F0302020204030204"/>
+        <a:latin typeface="Aptos Display" panose="02110004020202020204"/>
         <a:ea typeface=""/>
         <a:cs typeface=""/>
         <a:font script="Jpan" typeface="游ゴシック Light"/>
@@ -2339,10 +3334,10 @@
         <a:font script="Tfng" typeface="Ebrima"/>
       </a:majorFont>
       <a:minorFont>
-        <a:latin typeface="Calibri" panose="020F0502020204030204"/>
+        <a:latin typeface="Aptos" panose="02110004020202020204"/>
         <a:ea typeface=""/>
         <a:cs typeface=""/>
-        <a:font script="Jpan" typeface="游明朝"/>
+        <a:font script="Jpan" typeface="游ゴシック"/>
         <a:font script="Hang" typeface="맑은 고딕"/>
         <a:font script="Hans" typeface="等线"/>
         <a:font script="Hant" typeface="新細明體"/>
